--- a/docs/answers/as-radians.docx
+++ b/docs/answers/as-radians.docx
@@ -52,7 +52,7 @@
         </w:rPr>
         <w:t xml:space="preserve"> </w:t>
       </w:r>
-      <w:hyperlink r:id="rId20">
+      <w:hyperlink r:id="rId9">
         <w:r>
           <w:rPr>
             <w:rStyle w:val="Hyperlink"/>
@@ -82,7 +82,7 @@
         <w:t xml:space="preserve">Please attempt the questions before reading these answers!</w:t>
       </w:r>
     </w:p>
-    <w:bookmarkStart w:id="21" w:name="q1"/>
+    <w:bookmarkStart w:id="10" w:name="q1"/>
     <w:p>
       <w:pPr>
         <w:pStyle w:val="Heading2"/>
@@ -177,8 +177,8 @@
         <m:r>
           <m:rPr>
             <m:nor/>
+            <m:scr m:val="sans-serif"/>
             <m:sty m:val="p"/>
-            <m:scr m:val="sans-serif"/>
           </m:rPr>
           <m:t> rad</m:t>
         </m:r>
@@ -206,8 +206,8 @@
         <m:r>
           <m:rPr>
             <m:nor/>
+            <m:scr m:val="sans-serif"/>
             <m:sty m:val="p"/>
-            <m:scr m:val="sans-serif"/>
           </m:rPr>
           <m:t> rad</m:t>
         </m:r>
@@ -223,8 +223,8 @@
         <m:r>
           <m:rPr>
             <m:nor/>
+            <m:scr m:val="sans-serif"/>
             <m:sty m:val="p"/>
-            <m:scr m:val="sans-serif"/>
           </m:rPr>
           <m:t> rad</m:t>
         </m:r>
@@ -322,8 +322,8 @@
         <m:r>
           <m:rPr>
             <m:nor/>
+            <m:scr m:val="sans-serif"/>
             <m:sty m:val="p"/>
-            <m:scr m:val="sans-serif"/>
           </m:rPr>
           <m:t> rad</m:t>
         </m:r>
@@ -354,8 +354,8 @@
         <m:r>
           <m:rPr>
             <m:nor/>
+            <m:scr m:val="sans-serif"/>
             <m:sty m:val="p"/>
-            <m:scr m:val="sans-serif"/>
           </m:rPr>
           <m:t> rad</m:t>
         </m:r>
@@ -371,8 +371,8 @@
         <m:r>
           <m:rPr>
             <m:nor/>
+            <m:scr m:val="sans-serif"/>
             <m:sty m:val="p"/>
-            <m:scr m:val="sans-serif"/>
           </m:rPr>
           <m:t> rad</m:t>
         </m:r>
@@ -470,8 +470,8 @@
         <m:r>
           <m:rPr>
             <m:nor/>
+            <m:scr m:val="sans-serif"/>
             <m:sty m:val="p"/>
-            <m:scr m:val="sans-serif"/>
           </m:rPr>
           <m:t> rad</m:t>
         </m:r>
@@ -502,8 +502,8 @@
         <m:r>
           <m:rPr>
             <m:nor/>
+            <m:scr m:val="sans-serif"/>
             <m:sty m:val="p"/>
-            <m:scr m:val="sans-serif"/>
           </m:rPr>
           <m:t> rad</m:t>
         </m:r>
@@ -519,8 +519,8 @@
         <m:r>
           <m:rPr>
             <m:nor/>
+            <m:scr m:val="sans-serif"/>
             <m:sty m:val="p"/>
-            <m:scr m:val="sans-serif"/>
           </m:rPr>
           <m:t> rad</m:t>
         </m:r>
@@ -618,8 +618,8 @@
         <m:r>
           <m:rPr>
             <m:nor/>
+            <m:scr m:val="sans-serif"/>
             <m:sty m:val="p"/>
-            <m:scr m:val="sans-serif"/>
           </m:rPr>
           <m:t> rad</m:t>
         </m:r>
@@ -635,8 +635,8 @@
         <m:r>
           <m:rPr>
             <m:nor/>
+            <m:scr m:val="sans-serif"/>
             <m:sty m:val="p"/>
-            <m:scr m:val="sans-serif"/>
           </m:rPr>
           <m:t> rad</m:t>
         </m:r>
@@ -734,8 +734,8 @@
         <m:r>
           <m:rPr>
             <m:nor/>
+            <m:scr m:val="sans-serif"/>
             <m:sty m:val="p"/>
-            <m:scr m:val="sans-serif"/>
           </m:rPr>
           <m:t> rad</m:t>
         </m:r>
@@ -751,8 +751,8 @@
         <m:r>
           <m:rPr>
             <m:nor/>
+            <m:scr m:val="sans-serif"/>
             <m:sty m:val="p"/>
-            <m:scr m:val="sans-serif"/>
           </m:rPr>
           <m:t> rad</m:t>
         </m:r>
@@ -850,8 +850,8 @@
         <m:r>
           <m:rPr>
             <m:nor/>
+            <m:scr m:val="sans-serif"/>
             <m:sty m:val="p"/>
-            <m:scr m:val="sans-serif"/>
           </m:rPr>
           <m:t> rad</m:t>
         </m:r>
@@ -867,8 +867,8 @@
         <m:r>
           <m:rPr>
             <m:nor/>
+            <m:scr m:val="sans-serif"/>
             <m:sty m:val="p"/>
-            <m:scr m:val="sans-serif"/>
           </m:rPr>
           <m:t> rad</m:t>
         </m:r>
@@ -880,8 +880,8 @@
         <w:t xml:space="preserve">to three decimal places.</w:t>
       </w:r>
     </w:p>
-    <w:bookmarkEnd w:id="21"/>
-    <w:bookmarkStart w:id="22" w:name="q2"/>
+    <w:bookmarkEnd w:id="10"/>
+    <w:bookmarkStart w:id="11" w:name="q2"/>
     <w:p>
       <w:pPr>
         <w:pStyle w:val="Heading2"/>
@@ -919,8 +919,8 @@
         <m:r>
           <m:rPr>
             <m:nor/>
+            <m:scr m:val="sans-serif"/>
             <m:sty m:val="p"/>
-            <m:scr m:val="sans-serif"/>
           </m:rPr>
           <m:t> rad</m:t>
         </m:r>
@@ -1054,8 +1054,8 @@
         <m:r>
           <m:rPr>
             <m:nor/>
+            <m:scr m:val="sans-serif"/>
             <m:sty m:val="p"/>
-            <m:scr m:val="sans-serif"/>
           </m:rPr>
           <m:t> rad</m:t>
         </m:r>
@@ -1186,8 +1186,8 @@
         <m:r>
           <m:rPr>
             <m:nor/>
+            <m:scr m:val="sans-serif"/>
             <m:sty m:val="p"/>
-            <m:scr m:val="sans-serif"/>
           </m:rPr>
           <m:t> rad</m:t>
         </m:r>
@@ -1324,8 +1324,8 @@
         <m:r>
           <m:rPr>
             <m:nor/>
+            <m:scr m:val="sans-serif"/>
             <m:sty m:val="p"/>
-            <m:scr m:val="sans-serif"/>
           </m:rPr>
           <m:t> rad</m:t>
         </m:r>
@@ -1447,8 +1447,8 @@
         <m:r>
           <m:rPr>
             <m:nor/>
+            <m:scr m:val="sans-serif"/>
             <m:sty m:val="p"/>
-            <m:scr m:val="sans-serif"/>
           </m:rPr>
           <m:t> rad</m:t>
         </m:r>
@@ -1576,8 +1576,8 @@
         <m:r>
           <m:rPr>
             <m:nor/>
+            <m:scr m:val="sans-serif"/>
             <m:sty m:val="p"/>
-            <m:scr m:val="sans-serif"/>
           </m:rPr>
           <m:t> rad</m:t>
         </m:r>
@@ -1712,8 +1712,8 @@
         <w:t xml:space="preserve">to three decimal places.</w:t>
       </w:r>
     </w:p>
-    <w:bookmarkEnd w:id="22"/>
-    <w:bookmarkStart w:id="23" w:name="q3"/>
+    <w:bookmarkEnd w:id="11"/>
+    <w:bookmarkStart w:id="12" w:name="q3"/>
     <w:p>
       <w:pPr>
         <w:pStyle w:val="Heading2"/>
@@ -1970,8 +1970,8 @@
         </w:pict>
       </w:r>
     </w:p>
-    <w:bookmarkEnd w:id="23"/>
-    <w:bookmarkStart w:id="25" w:name="version-history-and-licensing"/>
+    <w:bookmarkEnd w:id="12"/>
+    <w:bookmarkStart w:id="14" w:name="version-history-and-licensing"/>
     <w:p>
       <w:pPr>
         <w:pStyle w:val="Heading2"/>
@@ -2004,7 +2004,7 @@
       <w:pPr>
         <w:pStyle w:val="FirstParagraph"/>
       </w:pPr>
-      <w:hyperlink r:id="rId24">
+      <w:hyperlink r:id="rId13">
         <w:r>
           <w:rPr>
             <w:rStyle w:val="Hyperlink"/>
@@ -2013,7 +2013,7 @@
         </w:r>
       </w:hyperlink>
     </w:p>
-    <w:bookmarkEnd w:id="25"/>
+    <w:bookmarkEnd w:id="14"/>
     <w:sectPr>
       <w:pgSz w:h="15840" w:w="12240"/>
       <w:pgMar w:bottom="1440" w:footer="720" w:gutter="0" w:header="720" w:left="1440" w:right="1440" w:top="1440"/>
